--- a/9 семестр/ЗИ от утечки по техническим каналам связи/Практики/Практика 1/13. Опись прилагаемых документов - прилож 8.docx
+++ b/9 семестр/ЗИ от утечки по техническим каналам связи/Практики/Практика 1/13. Опись прилагаемых документов - прилож 8.docx
@@ -406,14 +406,7 @@
                 <w:sz w:val="22"/>
                 <w:szCs w:val="22"/>
               </w:rPr>
-              <w:t>Файл №</w:t>
-            </w:r>
-            <w:r>
-              <w:rPr>
-                <w:sz w:val="22"/>
-                <w:szCs w:val="22"/>
-              </w:rPr>
-              <w:t xml:space="preserve"> 2</w:t>
+              <w:t>Файл № 2</w:t>
             </w:r>
           </w:p>
         </w:tc>
@@ -497,14 +490,7 @@
                 <w:sz w:val="22"/>
                 <w:szCs w:val="22"/>
               </w:rPr>
-              <w:t>Файл №</w:t>
-            </w:r>
-            <w:r>
-              <w:rPr>
-                <w:sz w:val="22"/>
-                <w:szCs w:val="22"/>
-              </w:rPr>
-              <w:t xml:space="preserve"> 3</w:t>
+              <w:t>Файл № 3</w:t>
             </w:r>
           </w:p>
         </w:tc>
@@ -588,14 +574,7 @@
                 <w:sz w:val="22"/>
                 <w:szCs w:val="22"/>
               </w:rPr>
-              <w:t>Файл №</w:t>
-            </w:r>
-            <w:r>
-              <w:rPr>
-                <w:sz w:val="22"/>
-                <w:szCs w:val="22"/>
-              </w:rPr>
-              <w:t xml:space="preserve"> 4</w:t>
+              <w:t>Файл № 4</w:t>
             </w:r>
           </w:p>
         </w:tc>
@@ -679,14 +658,7 @@
                 <w:sz w:val="22"/>
                 <w:szCs w:val="22"/>
               </w:rPr>
-              <w:t>Файл №</w:t>
-            </w:r>
-            <w:r>
-              <w:rPr>
-                <w:sz w:val="22"/>
-                <w:szCs w:val="22"/>
-              </w:rPr>
-              <w:t xml:space="preserve"> 5</w:t>
+              <w:t>Файл № 5</w:t>
             </w:r>
           </w:p>
         </w:tc>
@@ -769,14 +741,7 @@
                 <w:sz w:val="22"/>
                 <w:szCs w:val="22"/>
               </w:rPr>
-              <w:t>Файл №</w:t>
-            </w:r>
-            <w:r>
-              <w:rPr>
-                <w:sz w:val="22"/>
-                <w:szCs w:val="22"/>
-              </w:rPr>
-              <w:t xml:space="preserve"> 6</w:t>
+              <w:t>Файл № 6</w:t>
             </w:r>
           </w:p>
         </w:tc>
@@ -859,14 +824,7 @@
                 <w:sz w:val="22"/>
                 <w:szCs w:val="22"/>
               </w:rPr>
-              <w:t>Файл №</w:t>
-            </w:r>
-            <w:r>
-              <w:rPr>
-                <w:sz w:val="22"/>
-                <w:szCs w:val="22"/>
-              </w:rPr>
-              <w:t xml:space="preserve"> 7</w:t>
+              <w:t>Файл № 7</w:t>
             </w:r>
           </w:p>
         </w:tc>
@@ -949,14 +907,7 @@
                 <w:sz w:val="22"/>
                 <w:szCs w:val="22"/>
               </w:rPr>
-              <w:t>Файл №</w:t>
-            </w:r>
-            <w:r>
-              <w:rPr>
-                <w:sz w:val="22"/>
-                <w:szCs w:val="22"/>
-              </w:rPr>
-              <w:t xml:space="preserve"> 8</w:t>
+              <w:t>Файл № 8</w:t>
             </w:r>
           </w:p>
         </w:tc>
@@ -1018,14 +969,7 @@
                 <w:sz w:val="22"/>
                 <w:szCs w:val="22"/>
               </w:rPr>
-              <w:t>Файл №</w:t>
-            </w:r>
-            <w:r>
-              <w:rPr>
-                <w:sz w:val="22"/>
-                <w:szCs w:val="22"/>
-              </w:rPr>
-              <w:t xml:space="preserve"> 9</w:t>
+              <w:t>Файл № 9</w:t>
             </w:r>
           </w:p>
         </w:tc>
@@ -1087,14 +1031,7 @@
                 <w:sz w:val="22"/>
                 <w:szCs w:val="22"/>
               </w:rPr>
-              <w:t>Файл №</w:t>
-            </w:r>
-            <w:r>
-              <w:rPr>
-                <w:sz w:val="22"/>
-                <w:szCs w:val="22"/>
-              </w:rPr>
-              <w:t xml:space="preserve"> 10</w:t>
+              <w:t>Файл № 10</w:t>
             </w:r>
           </w:p>
         </w:tc>
@@ -1156,14 +1093,7 @@
                 <w:sz w:val="22"/>
                 <w:szCs w:val="22"/>
               </w:rPr>
-              <w:t>Файл №</w:t>
-            </w:r>
-            <w:r>
-              <w:rPr>
-                <w:sz w:val="22"/>
-                <w:szCs w:val="22"/>
-              </w:rPr>
-              <w:t xml:space="preserve"> 11</w:t>
+              <w:t>Файл № 11</w:t>
             </w:r>
           </w:p>
         </w:tc>
@@ -1225,14 +1155,7 @@
                 <w:sz w:val="22"/>
                 <w:szCs w:val="22"/>
               </w:rPr>
-              <w:t>Файл №</w:t>
-            </w:r>
-            <w:r>
-              <w:rPr>
-                <w:sz w:val="22"/>
-                <w:szCs w:val="22"/>
-              </w:rPr>
-              <w:t xml:space="preserve"> 12</w:t>
+              <w:t>Файл № 12</w:t>
             </w:r>
           </w:p>
         </w:tc>
@@ -1291,14 +1214,7 @@
                 <w:sz w:val="22"/>
                 <w:szCs w:val="22"/>
               </w:rPr>
-              <w:t>Файл №</w:t>
-            </w:r>
-            <w:r>
-              <w:rPr>
-                <w:sz w:val="22"/>
-                <w:szCs w:val="22"/>
-              </w:rPr>
-              <w:t xml:space="preserve"> 14</w:t>
+              <w:t>Файл № 14</w:t>
             </w:r>
           </w:p>
         </w:tc>
@@ -1357,14 +1273,137 @@
                 <w:sz w:val="22"/>
                 <w:szCs w:val="22"/>
               </w:rPr>
-              <w:t>Файл №</w:t>
-            </w:r>
-            <w:r>
-              <w:rPr>
-                <w:sz w:val="22"/>
-                <w:szCs w:val="22"/>
-              </w:rPr>
-              <w:t xml:space="preserve"> 15</w:t>
+              <w:t>Файл № 15</w:t>
+            </w:r>
+          </w:p>
+        </w:tc>
+      </w:tr>
+      <w:tr>
+        <w:trPr>
+          <w:cantSplit/>
+          <w:trHeight w:val="482"/>
+        </w:trPr>
+        <w:tc>
+          <w:tcPr>
+            <w:tcW w:w="567" w:type="dxa"/>
+          </w:tcPr>
+          <w:p>
+            <w:r>
+              <w:t>15</w:t>
+            </w:r>
+          </w:p>
+        </w:tc>
+        <w:tc>
+          <w:tcPr>
+            <w:tcW w:w="4706" w:type="dxa"/>
+          </w:tcPr>
+          <w:p>
+            <w:pPr>
+              <w:rPr>
+                <w:sz w:val="22"/>
+              </w:rPr>
+            </w:pPr>
+            <w:r>
+              <w:rPr>
+                <w:sz w:val="22"/>
+              </w:rPr>
+              <w:t>Инструкция о мерах пожарной безопасности</w:t>
+            </w:r>
+          </w:p>
+        </w:tc>
+        <w:tc>
+          <w:tcPr>
+            <w:tcW w:w="2268" w:type="dxa"/>
+          </w:tcPr>
+          <w:p>
+            <w:r>
+              <w:t>2</w:t>
+            </w:r>
+          </w:p>
+        </w:tc>
+        <w:tc>
+          <w:tcPr>
+            <w:tcW w:w="2438" w:type="dxa"/>
+            <w:vAlign w:val="center"/>
+          </w:tcPr>
+          <w:p>
+            <w:pPr>
+              <w:rPr>
+                <w:sz w:val="22"/>
+                <w:szCs w:val="22"/>
+              </w:rPr>
+            </w:pPr>
+            <w:r>
+              <w:rPr>
+                <w:sz w:val="22"/>
+                <w:szCs w:val="22"/>
+              </w:rPr>
+              <w:t>Файл № 16</w:t>
+            </w:r>
+          </w:p>
+        </w:tc>
+      </w:tr>
+      <w:tr>
+        <w:trPr>
+          <w:cantSplit/>
+          <w:trHeight w:val="482"/>
+        </w:trPr>
+        <w:tc>
+          <w:tcPr>
+            <w:tcW w:w="567" w:type="dxa"/>
+          </w:tcPr>
+          <w:p>
+            <w:r>
+              <w:t>16</w:t>
+            </w:r>
+          </w:p>
+        </w:tc>
+        <w:tc>
+          <w:tcPr>
+            <w:tcW w:w="4706" w:type="dxa"/>
+          </w:tcPr>
+          <w:p>
+            <w:pPr>
+              <w:rPr>
+                <w:sz w:val="22"/>
+              </w:rPr>
+            </w:pPr>
+            <w:r>
+              <w:rPr>
+                <w:sz w:val="22"/>
+              </w:rPr>
+              <w:t>Акт о наличии первичных средств пожаротушения</w:t>
+            </w:r>
+          </w:p>
+        </w:tc>
+        <w:tc>
+          <w:tcPr>
+            <w:tcW w:w="2268" w:type="dxa"/>
+          </w:tcPr>
+          <w:p>
+            <w:r>
+              <w:t>1</w:t>
+            </w:r>
+          </w:p>
+        </w:tc>
+        <w:tc>
+          <w:tcPr>
+            <w:tcW w:w="2438" w:type="dxa"/>
+            <w:vAlign w:val="center"/>
+          </w:tcPr>
+          <w:p>
+            <w:pPr>
+              <w:rPr>
+                <w:sz w:val="22"/>
+                <w:szCs w:val="22"/>
+              </w:rPr>
+            </w:pPr>
+            <w:r>
+              <w:rPr>
+                <w:sz w:val="22"/>
+                <w:szCs w:val="22"/>
+              </w:rPr>
+              <w:t>Файл № 17</w:t>
             </w:r>
           </w:p>
         </w:tc>
@@ -1434,7 +1473,13 @@
           </w:tcPr>
           <w:p>
             <w:r>
-              <w:t>14 (четырнадцать)</w:t>
+              <w:t>1</w:t>
+            </w:r>
+            <w:r>
+              <w:t>6</w:t>
+            </w:r>
+            <w:r>
+              <w:t xml:space="preserve"> (четырнадцать)</w:t>
             </w:r>
           </w:p>
         </w:tc>
@@ -1526,7 +1571,13 @@
         <w:t xml:space="preserve">Количество листов внутренней описи </w:t>
       </w:r>
       <w:r>
-        <w:t xml:space="preserve">                    33 (тридцать три)</w:t>
+        <w:t xml:space="preserve">                    3</w:t>
+      </w:r>
+      <w:r>
+        <w:t>6</w:t>
+      </w:r>
+      <w:r>
+        <w:t xml:space="preserve"> (тридцать три)</w:t>
       </w:r>
     </w:p>
     <w:p>
